--- a/data/revised_2026-10_full/tracked/v2/Physics/SS1.1_Pressure/Physics_Pressure_SummaryTable_TRACKED.docx
+++ b/data/revised_2026-10_full/tracked/v2/Physics/SS1.1_Pressure/Physics_Pressure_SummaryTable_TRACKED.docx
@@ -1847,7 +1847,7 @@
               </w:rPr>
               <w:t xml:space="preserve">We learned that pressure is force per unit area, P = F/A, measured in pascals (Pa). For the same force, a smaller area gives a greater pressure. Liquid pressure increases with depth (300 kPa at 30 m in a dam compared with 100 kPa at 10 m); atmospheric pressure (about 101 kPa at sea level) helps a siphon work; and pressure in an enclosed fluid is transmitted equally, so F1/A1 = F2/A2 lets a jack lift a </w:t>
             </w:r>
-            <w:del w:id="9001" w:author="Claude (AI) - proposed" w:date="2026-10-15T08:04:07Z">
+            <w:del w:id="9001" w:author="Claude (AI) - proposed" w:date="2026-10-18T00:31:53Z">
               <w:r>
                 <w:rPr>
                   <w:rFonts w:ascii="Arial" w:cs="Arial" w:eastAsia="Arial" w:hAnsi="Arial"/>
@@ -1862,7 +1862,7 @@
                 <w:delText xml:space="preserve">matatu</w:delText>
               </w:r>
             </w:del>
-            <w:ins w:id="9002" w:author="Claude (AI) - proposed" w:date="2026-10-15T08:04:07Z">
+            <w:ins w:id="9002" w:author="Claude (AI) - proposed" w:date="2026-10-18T00:31:53Z">
               <w:r>
                 <w:rPr>
                   <w:rFonts w:ascii="Arial" w:cs="Arial" w:eastAsia="Arial" w:hAnsi="Arial"/>
@@ -2045,7 +2045,7 @@
         </w:rPr>
         <w:t xml:space="preserve">© 2026 SeaVuria and ARES. This work is licensed under a </w:t>
       </w:r>
-      <w:hyperlink w:history="1" r:id="rId8o0mz_u2mq6hgqcmmeccx">
+      <w:hyperlink w:history="1" r:id="rIdl9kqp2dv7xzvg_zi0kbj8">
         <w:r>
           <w:rPr>
             <w:rFonts w:ascii="Arial" w:cs="Arial" w:eastAsia="Arial" w:hAnsi="Arial"/>
@@ -2065,7 +2065,7 @@
         </w:rPr>
         <w:t xml:space="preserve"> (</w:t>
       </w:r>
-      <w:hyperlink w:history="1" r:id="rId2h4gpiecbgvkke370kh4-">
+      <w:hyperlink w:history="1" r:id="rIdtm-i-pduwepcwvq77vwsf">
         <w:r>
           <w:rPr>
             <w:rFonts w:ascii="Arial" w:cs="Arial" w:eastAsia="Arial" w:hAnsi="Arial"/>
@@ -2085,7 +2085,7 @@
         </w:rPr>
         <w:t xml:space="preserve">). To view a copy of this license, visit </w:t>
       </w:r>
-      <w:hyperlink w:history="1" r:id="rIdp2klqxhbj5xczhjjhx4vo">
+      <w:hyperlink w:history="1" r:id="rIdlsm_tw6saw2j963ykkede">
         <w:r>
           <w:rPr>
             <w:rFonts w:ascii="Arial" w:cs="Arial" w:eastAsia="Arial" w:hAnsi="Arial"/>
